--- a/test-documents/docx/FullCoverageDemo_v1.docx
+++ b/test-documents/docx/FullCoverageDemo_v1.docx
@@ -51,6 +51,82 @@
         <w:t>Compression is performed on the rotary press listed below.</w:t>
       </w:r>
     </w:p>
+    <w:tbl>
+      <w:tblPr>
+        <w:tblStyle w:val="TableGrid"/>
+        <w:tblW w:type="auto" w:w="0"/>
+        <w:tblLook w:firstColumn="1" w:firstRow="1" w:lastColumn="0" w:lastRow="0" w:noHBand="0" w:noVBand="1" w:val="04A0"/>
+      </w:tblPr>
+      <w:tblGrid>
+        <w:gridCol w:w="2880"/>
+        <w:gridCol w:w="2880"/>
+        <w:gridCol w:w="2880"/>
+      </w:tblGrid>
+      <w:tr>
+        <w:tc>
+          <w:tcPr>
+            <w:tcW w:type="dxa" w:w="2880"/>
+          </w:tcPr>
+          <w:p>
+            <w:r>
+              <w:t>Equipment</w:t>
+            </w:r>
+          </w:p>
+        </w:tc>
+        <w:tc>
+          <w:tcPr>
+            <w:tcW w:type="dxa" w:w="2880"/>
+          </w:tcPr>
+          <w:p>
+            <w:r>
+              <w:t>Model</w:t>
+            </w:r>
+          </w:p>
+        </w:tc>
+        <w:tc>
+          <w:tcPr>
+            <w:tcW w:type="dxa" w:w="2880"/>
+          </w:tcPr>
+          <w:p>
+            <w:r>
+              <w:t>Capacity</w:t>
+            </w:r>
+          </w:p>
+        </w:tc>
+      </w:tr>
+      <w:tr>
+        <w:tc>
+          <w:tcPr>
+            <w:tcW w:type="dxa" w:w="2880"/>
+          </w:tcPr>
+          <w:p>
+            <w:r>
+              <w:t>Rotary Tablet Press</w:t>
+            </w:r>
+          </w:p>
+        </w:tc>
+        <w:tc>
+          <w:tcPr>
+            <w:tcW w:type="dxa" w:w="2880"/>
+          </w:tcPr>
+          <w:p>
+            <w:r>
+              <w:t>Fette 3090</w:t>
+            </w:r>
+          </w:p>
+        </w:tc>
+        <w:tc>
+          <w:tcPr>
+            <w:tcW w:type="dxa" w:w="2880"/>
+          </w:tcPr>
+          <w:p>
+            <w:r>
+              <w:t>100,000 tablets/hour</w:t>
+            </w:r>
+          </w:p>
+        </w:tc>
+      </w:tr>
+    </w:tbl>
     <w:p>
       <w:pPr>
         <w:pStyle w:val="Heading1"/>
@@ -74,6 +150,146 @@
         <w:t>Sampling tools are cleaned between batches.</w:t>
       </w:r>
     </w:p>
+    <w:tbl>
+      <w:tblPr>
+        <w:tblStyle w:val="TableGrid"/>
+        <w:tblW w:type="auto" w:w="0"/>
+        <w:tblLook w:firstColumn="1" w:firstRow="1" w:lastColumn="0" w:lastRow="0" w:noHBand="0" w:noVBand="1" w:val="04A0"/>
+      </w:tblPr>
+      <w:tblGrid>
+        <w:gridCol w:w="2880"/>
+        <w:gridCol w:w="2880"/>
+        <w:gridCol w:w="2880"/>
+      </w:tblGrid>
+      <w:tr>
+        <w:tc>
+          <w:tcPr>
+            <w:tcW w:type="dxa" w:w="2880"/>
+          </w:tcPr>
+          <w:p>
+            <w:r>
+              <w:t>Sampling Point</w:t>
+            </w:r>
+          </w:p>
+        </w:tc>
+        <w:tc>
+          <w:tcPr>
+            <w:tcW w:type="dxa" w:w="2880"/>
+          </w:tcPr>
+          <w:p>
+            <w:r>
+              <w:t>Quantity</w:t>
+            </w:r>
+          </w:p>
+        </w:tc>
+        <w:tc>
+          <w:tcPr>
+            <w:tcW w:type="dxa" w:w="2880"/>
+          </w:tcPr>
+          <w:p>
+            <w:r>
+              <w:t>Frequency</w:t>
+            </w:r>
+          </w:p>
+        </w:tc>
+      </w:tr>
+      <w:tr>
+        <w:tc>
+          <w:tcPr>
+            <w:tcW w:type="dxa" w:w="2880"/>
+          </w:tcPr>
+          <w:p>
+            <w:r>
+              <w:t>Start of run</w:t>
+            </w:r>
+          </w:p>
+        </w:tc>
+        <w:tc>
+          <w:tcPr>
+            <w:tcW w:type="dxa" w:w="2880"/>
+          </w:tcPr>
+          <w:p>
+            <w:r>
+              <w:t>10 tablets</w:t>
+            </w:r>
+          </w:p>
+        </w:tc>
+        <w:tc>
+          <w:tcPr>
+            <w:tcW w:type="dxa" w:w="2880"/>
+          </w:tcPr>
+          <w:p>
+            <w:r>
+              <w:t>Once per batch</w:t>
+            </w:r>
+          </w:p>
+        </w:tc>
+      </w:tr>
+      <w:tr>
+        <w:tc>
+          <w:tcPr>
+            <w:tcW w:type="dxa" w:w="2880"/>
+          </w:tcPr>
+          <w:p>
+            <w:r>
+              <w:t>Middle of run</w:t>
+            </w:r>
+          </w:p>
+        </w:tc>
+        <w:tc>
+          <w:tcPr>
+            <w:tcW w:type="dxa" w:w="2880"/>
+          </w:tcPr>
+          <w:p>
+            <w:r>
+              <w:t>10 tablets</w:t>
+            </w:r>
+          </w:p>
+        </w:tc>
+        <w:tc>
+          <w:tcPr>
+            <w:tcW w:type="dxa" w:w="2880"/>
+          </w:tcPr>
+          <w:p>
+            <w:r>
+              <w:t>Once per batch</w:t>
+            </w:r>
+          </w:p>
+        </w:tc>
+      </w:tr>
+      <w:tr>
+        <w:tc>
+          <w:tcPr>
+            <w:tcW w:type="dxa" w:w="2880"/>
+          </w:tcPr>
+          <w:p>
+            <w:r>
+              <w:t>End of run</w:t>
+            </w:r>
+          </w:p>
+        </w:tc>
+        <w:tc>
+          <w:tcPr>
+            <w:tcW w:type="dxa" w:w="2880"/>
+          </w:tcPr>
+          <w:p>
+            <w:r>
+              <w:t>10 tablets</w:t>
+            </w:r>
+          </w:p>
+        </w:tc>
+        <w:tc>
+          <w:tcPr>
+            <w:tcW w:type="dxa" w:w="2880"/>
+          </w:tcPr>
+          <w:p>
+            <w:r>
+              <w:t>Once per batch</w:t>
+            </w:r>
+          </w:p>
+        </w:tc>
+      </w:tr>
+    </w:tbl>
     <w:p>
       <w:pPr>
         <w:pStyle w:val="Heading1"/>
@@ -85,6 +301,52 @@
     <w:p>
       <w:r>
         <w:t>Compression force shall be maintained at 18 kN plus or minus 2 kN.</w:t>
+      </w:r>
+      <w:r>
+        <w:drawing xmlns:a="http://schemas.openxmlformats.org/drawingml/2006/main">
+          <wp:inline distT="0" distB="0" distL="0" distR="0">
+            <wp:extent cx="2743200" cy="685800"/>
+            <wp:docPr id="1" name="Text Box 1"/>
+            <wp:cNvGraphicFramePr/>
+            <a:graphic>
+              <a:graphicData uri="http://schemas.microsoft.com/office/word/2010/wordprocessingShape">
+                <wps:wsp>
+                  <wps:cNvSpPr txBox="1"/>
+                  <wps:spPr>
+                    <a:xfrm>
+                      <a:off x="0" y="0"/>
+                      <a:ext cx="2743200" cy="685800"/>
+                    </a:xfrm>
+                    <a:prstGeom prst="rect">
+                      <a:avLst/>
+                    </a:prstGeom>
+                    <a:solidFill>
+                      <a:srgbClr val="FFFFFF"/>
+                    </a:solidFill>
+                    <a:ln w="9525">
+                      <a:solidFill>
+                        <a:srgbClr val="000000"/>
+                      </a:solidFill>
+                    </a:ln>
+                  </wps:spPr>
+                  <wps:txbx>
+                    <w:txbxContent>
+                      <w:p>
+                        <w:r>
+                          <w:t xml:space="preserve">CAUTION: verify press calibration before each batch.</w:t>
+                        </w:r>
+                      </w:p>
+                    </w:txbxContent>
+                  </wps:txbx>
+                  <wps:bodyPr rot="0" vert="horz" wrap="square" anchor="t"/>
+                </wps:wsp>
+              </a:graphicData>
+            </a:graphic>
+          </wp:inline>
+        </w:drawing>
+      </w:r>
+      <w:r>
+        <w:footnoteReference w:id="1"/>
       </w:r>
     </w:p>
     <w:p>
@@ -105,6 +367,146 @@
         <w:t>Assay shall be 95.0 percent to 105.0 percent of label claim.</w:t>
       </w:r>
     </w:p>
+    <w:tbl>
+      <w:tblPr>
+        <w:tblStyle w:val="TableGrid"/>
+        <w:tblW w:type="auto" w:w="0"/>
+        <w:tblLook w:firstColumn="1" w:firstRow="1" w:lastColumn="0" w:lastRow="0" w:noHBand="0" w:noVBand="1" w:val="04A0"/>
+      </w:tblPr>
+      <w:tblGrid>
+        <w:gridCol w:w="2880"/>
+        <w:gridCol w:w="2880"/>
+        <w:gridCol w:w="2880"/>
+      </w:tblGrid>
+      <w:tr>
+        <w:tc>
+          <w:tcPr>
+            <w:tcW w:type="dxa" w:w="2880"/>
+          </w:tcPr>
+          <w:p>
+            <w:r>
+              <w:t>Parameter</w:t>
+            </w:r>
+          </w:p>
+        </w:tc>
+        <w:tc>
+          <w:tcPr>
+            <w:tcW w:type="dxa" w:w="2880"/>
+          </w:tcPr>
+          <w:p>
+            <w:r>
+              <w:t>Limit</w:t>
+            </w:r>
+          </w:p>
+        </w:tc>
+        <w:tc>
+          <w:tcPr>
+            <w:tcW w:type="dxa" w:w="2880"/>
+          </w:tcPr>
+          <w:p>
+            <w:r>
+              <w:t>Method</w:t>
+            </w:r>
+          </w:p>
+        </w:tc>
+      </w:tr>
+      <w:tr>
+        <w:tc>
+          <w:tcPr>
+            <w:tcW w:type="dxa" w:w="2880"/>
+          </w:tcPr>
+          <w:p>
+            <w:r>
+              <w:t>Assay</w:t>
+            </w:r>
+          </w:p>
+        </w:tc>
+        <w:tc>
+          <w:tcPr>
+            <w:tcW w:type="dxa" w:w="2880"/>
+          </w:tcPr>
+          <w:p>
+            <w:r>
+              <w:t>95.0% to 105.0% of label claim</w:t>
+            </w:r>
+          </w:p>
+        </w:tc>
+        <w:tc>
+          <w:tcPr>
+            <w:tcW w:type="dxa" w:w="2880"/>
+          </w:tcPr>
+          <w:p>
+            <w:r>
+              <w:t>HPLC</w:t>
+            </w:r>
+          </w:p>
+        </w:tc>
+      </w:tr>
+      <w:tr>
+        <w:tc>
+          <w:tcPr>
+            <w:tcW w:type="dxa" w:w="2880"/>
+          </w:tcPr>
+          <w:p>
+            <w:r>
+              <w:t>Dissolution</w:t>
+            </w:r>
+          </w:p>
+        </w:tc>
+        <w:tc>
+          <w:tcPr>
+            <w:tcW w:type="dxa" w:w="2880"/>
+          </w:tcPr>
+          <w:p>
+            <w:r>
+              <w:t>Not less than 80% in 30 minutes</w:t>
+            </w:r>
+          </w:p>
+        </w:tc>
+        <w:tc>
+          <w:tcPr>
+            <w:tcW w:type="dxa" w:w="2880"/>
+          </w:tcPr>
+          <w:p>
+            <w:r>
+              <w:t>USP &lt;711&gt;</w:t>
+            </w:r>
+          </w:p>
+        </w:tc>
+      </w:tr>
+      <w:tr>
+        <w:tc>
+          <w:tcPr>
+            <w:tcW w:type="dxa" w:w="2880"/>
+          </w:tcPr>
+          <w:p>
+            <w:r>
+              <w:t>Content Uniformity</w:t>
+            </w:r>
+          </w:p>
+        </w:tc>
+        <w:tc>
+          <w:tcPr>
+            <w:tcW w:type="dxa" w:w="2880"/>
+          </w:tcPr>
+          <w:p>
+            <w:r>
+              <w:t>AV less than or equal to 15</w:t>
+            </w:r>
+          </w:p>
+        </w:tc>
+        <w:tc>
+          <w:tcPr>
+            <w:tcW w:type="dxa" w:w="2880"/>
+          </w:tcPr>
+          <w:p>
+            <w:r>
+              <w:t>USP &lt;905&gt;</w:t>
+            </w:r>
+          </w:p>
+        </w:tc>
+      </w:tr>
+    </w:tbl>
     <w:p>
       <w:pPr>
         <w:pStyle w:val="Heading1"/>
@@ -118,6 +520,191 @@
         <w:t>Deviations are recorded in the quality management system.</w:t>
       </w:r>
     </w:p>
+    <w:tbl>
+      <w:tblPr>
+        <w:tblStyle w:val="TableGrid"/>
+        <w:tblW w:type="auto" w:w="0"/>
+        <w:tblLook w:firstColumn="1" w:firstRow="1" w:lastColumn="0" w:lastRow="0" w:noHBand="0" w:noVBand="1" w:val="04A0"/>
+      </w:tblPr>
+      <w:tblGrid>
+        <w:gridCol w:w="4320"/>
+        <w:gridCol w:w="4320"/>
+      </w:tblGrid>
+      <w:tr>
+        <w:tc>
+          <w:tcPr>
+            <w:tcW w:type="dxa" w:w="4320"/>
+          </w:tcPr>
+          <w:p>
+            <w:r>
+              <w:t>Deviation Type</w:t>
+            </w:r>
+          </w:p>
+        </w:tc>
+        <w:tc>
+          <w:tcPr>
+            <w:tcW w:type="dxa" w:w="4320"/>
+          </w:tcPr>
+          <w:p>
+            <w:r>
+              <w:t>Severity</w:t>
+            </w:r>
+          </w:p>
+        </w:tc>
+      </w:tr>
+      <w:tr>
+        <w:tc>
+          <w:tcPr>
+            <w:tcW w:type="dxa" w:w="4320"/>
+          </w:tcPr>
+          <w:p>
+            <w:r>
+              <w:t>Equipment malfunction</w:t>
+            </w:r>
+          </w:p>
+        </w:tc>
+        <w:tc>
+          <w:tcPr>
+            <w:tcW w:type="dxa" w:w="4320"/>
+          </w:tcPr>
+          <w:p>
+            <w:r>
+              <w:t>Major</w:t>
+            </w:r>
+          </w:p>
+        </w:tc>
+      </w:tr>
+      <w:tr>
+        <w:tc>
+          <w:tcPr>
+            <w:tcW w:type="dxa" w:w="4320"/>
+          </w:tcPr>
+          <w:p>
+            <w:r>
+              <w:t>Documentation error</w:t>
+            </w:r>
+          </w:p>
+        </w:tc>
+        <w:tc>
+          <w:tcPr>
+            <w:tcW w:type="dxa" w:w="4320"/>
+          </w:tcPr>
+          <w:p>
+            <w:r>
+              <w:t>Minor</w:t>
+            </w:r>
+          </w:p>
+        </w:tc>
+      </w:tr>
+    </w:tbl>
+    <w:tbl>
+      <w:tblPr>
+        <w:tblStyle w:val="TableGrid"/>
+        <w:tblW w:type="auto" w:w="0"/>
+        <w:tblLook w:firstColumn="1" w:firstRow="1" w:lastColumn="0" w:lastRow="0" w:noHBand="0" w:noVBand="1" w:val="04A0"/>
+      </w:tblPr>
+      <w:tblGrid>
+        <w:gridCol w:w="2880"/>
+        <w:gridCol w:w="2880"/>
+        <w:gridCol w:w="2880"/>
+      </w:tblGrid>
+      <w:tr>
+        <w:tc>
+          <w:tcPr>
+            <w:tcW w:type="dxa" w:w="2880"/>
+          </w:tcPr>
+          <w:p>
+            <w:r>
+              <w:t>Shipping Lane</w:t>
+            </w:r>
+          </w:p>
+        </w:tc>
+        <w:tc>
+          <w:tcPr>
+            <w:tcW w:type="dxa" w:w="2880"/>
+          </w:tcPr>
+          <w:p>
+            <w:r>
+              <w:t>Carrier</w:t>
+            </w:r>
+          </w:p>
+        </w:tc>
+        <w:tc>
+          <w:tcPr>
+            <w:tcW w:type="dxa" w:w="2880"/>
+          </w:tcPr>
+          <w:p>
+            <w:r>
+              <w:t>Transit Time</w:t>
+            </w:r>
+          </w:p>
+        </w:tc>
+      </w:tr>
+      <w:tr>
+        <w:tc>
+          <w:tcPr>
+            <w:tcW w:type="dxa" w:w="2880"/>
+          </w:tcPr>
+          <w:p>
+            <w:r>
+              <w:t>Site B to Warehouse 4</w:t>
+            </w:r>
+          </w:p>
+        </w:tc>
+        <w:tc>
+          <w:tcPr>
+            <w:tcW w:type="dxa" w:w="2880"/>
+          </w:tcPr>
+          <w:p>
+            <w:r>
+              <w:t>Cold chain courier</w:t>
+            </w:r>
+          </w:p>
+        </w:tc>
+        <w:tc>
+          <w:tcPr>
+            <w:tcW w:type="dxa" w:w="2880"/>
+          </w:tcPr>
+          <w:p>
+            <w:r>
+              <w:t>48 hours</w:t>
+            </w:r>
+          </w:p>
+        </w:tc>
+      </w:tr>
+      <w:tr>
+        <w:tc>
+          <w:tcPr>
+            <w:tcW w:type="dxa" w:w="2880"/>
+          </w:tcPr>
+          <w:p>
+            <w:r>
+              <w:t>Warehouse 4 to Depot</w:t>
+            </w:r>
+          </w:p>
+        </w:tc>
+        <w:tc>
+          <w:tcPr>
+            <w:tcW w:type="dxa" w:w="2880"/>
+          </w:tcPr>
+          <w:p>
+            <w:r>
+              <w:t>Ambient freight</w:t>
+            </w:r>
+          </w:p>
+        </w:tc>
+        <w:tc>
+          <w:tcPr>
+            <w:tcW w:type="dxa" w:w="2880"/>
+          </w:tcPr>
+          <w:p>
+            <w:r>
+              <w:t>72 hours</w:t>
+            </w:r>
+          </w:p>
+        </w:tc>
+      </w:tr>
+    </w:tbl>
     <w:p>
       <w:pPr>
         <w:pStyle w:val="Heading1"/>
@@ -130,7 +717,158 @@
       <w:r>
         <w:t>Operators are trained before independent operation.</w:t>
       </w:r>
+      <w:r>
+        <w:drawing xmlns:a="http://schemas.openxmlformats.org/drawingml/2006/main">
+          <wp:inline distT="0" distB="0" distL="0" distR="0">
+            <wp:extent cx="2743200" cy="685800"/>
+            <wp:docPr id="2" name="Text Box 2"/>
+            <wp:cNvGraphicFramePr/>
+            <a:graphic>
+              <a:graphicData uri="http://schemas.microsoft.com/office/word/2010/wordprocessingShape">
+                <wps:wsp>
+                  <wps:cNvSpPr txBox="1"/>
+                  <wps:spPr>
+                    <a:xfrm>
+                      <a:off x="0" y="0"/>
+                      <a:ext cx="2743200" cy="685800"/>
+                    </a:xfrm>
+                    <a:prstGeom prst="rect">
+                      <a:avLst/>
+                    </a:prstGeom>
+                    <a:solidFill>
+                      <a:srgbClr val="FFFFFF"/>
+                    </a:solidFill>
+                    <a:ln w="9525">
+                      <a:solidFill>
+                        <a:srgbClr val="000000"/>
+                      </a:solidFill>
+                    </a:ln>
+                  </wps:spPr>
+                  <wps:txbx>
+                    <w:txbxContent>
+                      <w:p>
+                        <w:r>
+                          <w:t xml:space="preserve">Training records are held by the QA department.</w:t>
+                        </w:r>
+                      </w:p>
+                    </w:txbxContent>
+                  </wps:txbx>
+                  <wps:bodyPr rot="0" vert="horz" wrap="square" anchor="t"/>
+                </wps:wsp>
+              </a:graphicData>
+            </a:graphic>
+          </wp:inline>
+        </w:drawing>
+      </w:r>
     </w:p>
+    <w:tbl>
+      <w:tblPr>
+        <w:tblStyle w:val="TableGrid"/>
+        <w:tblW w:type="auto" w:w="0"/>
+        <w:tblLook w:firstColumn="1" w:firstRow="1" w:lastColumn="0" w:lastRow="0" w:noHBand="0" w:noVBand="1" w:val="04A0"/>
+      </w:tblPr>
+      <w:tblGrid>
+        <w:gridCol w:w="2880"/>
+        <w:gridCol w:w="2880"/>
+        <w:gridCol w:w="2880"/>
+      </w:tblGrid>
+      <w:tr>
+        <w:tc>
+          <w:tcPr>
+            <w:tcW w:type="dxa" w:w="2880"/>
+          </w:tcPr>
+          <w:p>
+            <w:r>
+              <w:t>Course</w:t>
+            </w:r>
+          </w:p>
+        </w:tc>
+        <w:tc>
+          <w:tcPr>
+            <w:tcW w:type="dxa" w:w="2880"/>
+          </w:tcPr>
+          <w:p>
+            <w:r>
+              <w:t>Frequency</w:t>
+            </w:r>
+          </w:p>
+        </w:tc>
+        <w:tc>
+          <w:tcPr>
+            <w:tcW w:type="dxa" w:w="2880"/>
+          </w:tcPr>
+          <w:p>
+            <w:r>
+              <w:t>Duration</w:t>
+            </w:r>
+          </w:p>
+        </w:tc>
+      </w:tr>
+      <w:tr>
+        <w:tc>
+          <w:tcPr>
+            <w:tcW w:type="dxa" w:w="2880"/>
+          </w:tcPr>
+          <w:p>
+            <w:r>
+              <w:t>GMP Basics</w:t>
+            </w:r>
+          </w:p>
+        </w:tc>
+        <w:tc>
+          <w:tcPr>
+            <w:tcW w:type="dxa" w:w="2880"/>
+          </w:tcPr>
+          <w:p>
+            <w:r>
+              <w:t>Annual</w:t>
+            </w:r>
+          </w:p>
+        </w:tc>
+        <w:tc>
+          <w:tcPr>
+            <w:tcW w:type="dxa" w:w="2880"/>
+          </w:tcPr>
+          <w:p>
+            <w:r>
+              <w:t>2 hours</w:t>
+            </w:r>
+          </w:p>
+        </w:tc>
+      </w:tr>
+      <w:tr>
+        <w:tc>
+          <w:tcPr>
+            <w:tcW w:type="dxa" w:w="2880"/>
+          </w:tcPr>
+          <w:p>
+            <w:r>
+              <w:t>Equipment Operation</w:t>
+            </w:r>
+          </w:p>
+        </w:tc>
+        <w:tc>
+          <w:tcPr>
+            <w:tcW w:type="dxa" w:w="2880"/>
+          </w:tcPr>
+          <w:p>
+            <w:r>
+              <w:t>Biennial</w:t>
+            </w:r>
+          </w:p>
+        </w:tc>
+        <w:tc>
+          <w:tcPr>
+            <w:tcW w:type="dxa" w:w="2880"/>
+          </w:tcPr>
+          <w:p>
+            <w:r>
+              <w:t>4 hours</w:t>
+            </w:r>
+          </w:p>
+        </w:tc>
+      </w:tr>
+    </w:tbl>
     <w:p>
       <w:pPr>
         <w:pStyle w:val="Heading1"/>
@@ -144,6 +882,114 @@
         <w:t>Batch records are retained for seven years.</w:t>
       </w:r>
     </w:p>
+    <w:tbl>
+      <w:tblPr>
+        <w:tblStyle w:val="TableGrid"/>
+        <w:tblW w:type="auto" w:w="0"/>
+        <w:tblLook w:firstColumn="1" w:firstRow="1" w:lastColumn="0" w:lastRow="0" w:noHBand="0" w:noVBand="1" w:val="04A0"/>
+      </w:tblPr>
+      <w:tblGrid>
+        <w:gridCol w:w="2880"/>
+        <w:gridCol w:w="2880"/>
+        <w:gridCol w:w="2880"/>
+      </w:tblGrid>
+      <w:tr>
+        <w:tc>
+          <w:tcPr>
+            <w:tcW w:type="dxa" w:w="2880"/>
+          </w:tcPr>
+          <w:p>
+            <w:r>
+              <w:t>Record Type</w:t>
+            </w:r>
+          </w:p>
+        </w:tc>
+        <w:tc>
+          <w:tcPr>
+            <w:tcW w:type="dxa" w:w="2880"/>
+          </w:tcPr>
+          <w:p>
+            <w:r>
+              <w:t>Retention Period</w:t>
+            </w:r>
+          </w:p>
+        </w:tc>
+        <w:tc>
+          <w:tcPr>
+            <w:tcW w:type="dxa" w:w="2880"/>
+          </w:tcPr>
+          <w:p>
+            <w:r>
+              <w:t>Storage Location</w:t>
+            </w:r>
+          </w:p>
+        </w:tc>
+      </w:tr>
+      <w:tr>
+        <w:tc>
+          <w:tcPr>
+            <w:tcW w:type="dxa" w:w="2880"/>
+          </w:tcPr>
+          <w:p>
+            <w:r>
+              <w:t>Batch Record</w:t>
+            </w:r>
+          </w:p>
+        </w:tc>
+        <w:tc>
+          <w:tcPr>
+            <w:tcW w:type="dxa" w:w="2880"/>
+          </w:tcPr>
+          <w:p>
+            <w:r>
+              <w:t>7 years</w:t>
+            </w:r>
+          </w:p>
+        </w:tc>
+        <w:tc>
+          <w:tcPr>
+            <w:tcW w:type="dxa" w:w="2880"/>
+          </w:tcPr>
+          <w:p>
+            <w:r>
+              <w:t>Archive Room A</w:t>
+            </w:r>
+          </w:p>
+        </w:tc>
+      </w:tr>
+      <w:tr>
+        <w:tc>
+          <w:tcPr>
+            <w:tcW w:type="dxa" w:w="2880"/>
+          </w:tcPr>
+          <w:p>
+            <w:r>
+              <w:t>Equipment Log</w:t>
+            </w:r>
+          </w:p>
+        </w:tc>
+        <w:tc>
+          <w:tcPr>
+            <w:tcW w:type="dxa" w:w="2880"/>
+          </w:tcPr>
+          <w:p>
+            <w:r>
+              <w:t>5 years</w:t>
+            </w:r>
+          </w:p>
+        </w:tc>
+        <w:tc>
+          <w:tcPr>
+            <w:tcW w:type="dxa" w:w="2880"/>
+          </w:tcPr>
+          <w:p>
+            <w:r>
+              <w:t>Archive Room B</w:t>
+            </w:r>
+          </w:p>
+        </w:tc>
+      </w:tr>
+    </w:tbl>
     <w:p>
       <w:pPr>
         <w:pStyle w:val="Heading1"/>
@@ -167,6 +1013,114 @@
         <w:t>Release means the formal decision to make a batch available.</w:t>
       </w:r>
     </w:p>
+    <w:tbl>
+      <w:tblPr>
+        <w:tblStyle w:val="TableGrid"/>
+        <w:tblW w:type="auto" w:w="0"/>
+        <w:tblLook w:firstColumn="1" w:firstRow="1" w:lastColumn="0" w:lastRow="0" w:noHBand="0" w:noVBand="1" w:val="04A0"/>
+      </w:tblPr>
+      <w:tblGrid>
+        <w:gridCol w:w="2880"/>
+        <w:gridCol w:w="2880"/>
+        <w:gridCol w:w="2880"/>
+      </w:tblGrid>
+      <w:tr>
+        <w:tc>
+          <w:tcPr>
+            <w:tcW w:type="dxa" w:w="2880"/>
+          </w:tcPr>
+          <w:p>
+            <w:r>
+              <w:t>Term</w:t>
+            </w:r>
+          </w:p>
+        </w:tc>
+        <w:tc>
+          <w:tcPr>
+            <w:tcW w:type="dxa" w:w="2880"/>
+          </w:tcPr>
+          <w:p>
+            <w:r>
+              <w:t>Definition</w:t>
+            </w:r>
+          </w:p>
+        </w:tc>
+        <w:tc>
+          <w:tcPr>
+            <w:tcW w:type="dxa" w:w="2880"/>
+          </w:tcPr>
+          <w:p>
+            <w:r>
+              <w:t>Reference</w:t>
+            </w:r>
+          </w:p>
+        </w:tc>
+      </w:tr>
+      <w:tr>
+        <w:tc>
+          <w:tcPr>
+            <w:tcW w:type="dxa" w:w="2880"/>
+          </w:tcPr>
+          <w:p>
+            <w:r>
+              <w:t>In-process control</w:t>
+            </w:r>
+          </w:p>
+        </w:tc>
+        <w:tc>
+          <w:tcPr>
+            <w:tcW w:type="dxa" w:w="2880"/>
+          </w:tcPr>
+          <w:p>
+            <w:r>
+              <w:t>Testing performed during manufacture</w:t>
+            </w:r>
+          </w:p>
+        </w:tc>
+        <w:tc>
+          <w:tcPr>
+            <w:tcW w:type="dxa" w:w="2880"/>
+          </w:tcPr>
+          <w:p>
+            <w:r>
+              <w:t>QA-101</w:t>
+            </w:r>
+          </w:p>
+        </w:tc>
+      </w:tr>
+      <w:tr>
+        <w:tc>
+          <w:tcPr>
+            <w:tcW w:type="dxa" w:w="2880"/>
+          </w:tcPr>
+          <w:p>
+            <w:r>
+              <w:t>Retained sample</w:t>
+            </w:r>
+          </w:p>
+        </w:tc>
+        <w:tc>
+          <w:tcPr>
+            <w:tcW w:type="dxa" w:w="2880"/>
+          </w:tcPr>
+          <w:p>
+            <w:r>
+              <w:t>Material held for future examination</w:t>
+            </w:r>
+          </w:p>
+        </w:tc>
+        <w:tc>
+          <w:tcPr>
+            <w:tcW w:type="dxa" w:w="2880"/>
+          </w:tcPr>
+          <w:p>
+            <w:r>
+              <w:t>QA-102</w:t>
+            </w:r>
+          </w:p>
+        </w:tc>
+      </w:tr>
+    </w:tbl>
     <w:p>
       <w:pPr>
         <w:pStyle w:val="Heading1"/>
@@ -180,6 +1134,82 @@
         <w:t>This procedure is approved by the QC Manager.</w:t>
       </w:r>
     </w:p>
+    <w:tbl>
+      <w:tblPr>
+        <w:tblStyle w:val="TableGrid"/>
+        <w:tblW w:type="auto" w:w="0"/>
+        <w:tblLook w:firstColumn="1" w:firstRow="1" w:lastColumn="0" w:lastRow="0" w:noHBand="0" w:noVBand="1" w:val="04A0"/>
+      </w:tblPr>
+      <w:tblGrid>
+        <w:gridCol w:w="2880"/>
+        <w:gridCol w:w="2880"/>
+        <w:gridCol w:w="2880"/>
+      </w:tblGrid>
+      <w:tr>
+        <w:tc>
+          <w:tcPr>
+            <w:tcW w:type="dxa" w:w="2880"/>
+          </w:tcPr>
+          <w:p>
+            <w:r>
+              <w:t>Approved By</w:t>
+            </w:r>
+          </w:p>
+        </w:tc>
+        <w:tc>
+          <w:tcPr>
+            <w:tcW w:type="dxa" w:w="2880"/>
+          </w:tcPr>
+          <w:p>
+            <w:r>
+              <w:t>Reviewed By</w:t>
+            </w:r>
+          </w:p>
+        </w:tc>
+        <w:tc>
+          <w:tcPr>
+            <w:tcW w:type="dxa" w:w="2880"/>
+          </w:tcPr>
+          <w:p>
+            <w:r>
+              <w:t>Date</w:t>
+            </w:r>
+          </w:p>
+        </w:tc>
+      </w:tr>
+      <w:tr>
+        <w:tc>
+          <w:tcPr>
+            <w:tcW w:type="dxa" w:w="2880"/>
+          </w:tcPr>
+          <w:p>
+            <w:r>
+              <w:t>QC Manager</w:t>
+            </w:r>
+          </w:p>
+        </w:tc>
+        <w:tc>
+          <w:tcPr>
+            <w:tcW w:type="dxa" w:w="2880"/>
+          </w:tcPr>
+          <w:p>
+            <w:r>
+              <w:t>Production Manager</w:t>
+            </w:r>
+          </w:p>
+        </w:tc>
+        <w:tc>
+          <w:tcPr>
+            <w:tcW w:type="dxa" w:w="2880"/>
+          </w:tcPr>
+          <w:p>
+            <w:r>
+              <w:t>2024-01-15</w:t>
+            </w:r>
+          </w:p>
+        </w:tc>
+      </w:tr>
+    </w:tbl>
     <w:p>
       <w:pPr>
         <w:pStyle w:val="Heading1"/>
@@ -193,6 +1223,82 @@
         <w:t>Refer to the equipment manual for calibration intervals.</w:t>
       </w:r>
     </w:p>
+    <w:tbl>
+      <w:tblPr>
+        <w:tblStyle w:val="TableGrid"/>
+        <w:tblW w:type="auto" w:w="0"/>
+        <w:tblLook w:firstColumn="1" w:firstRow="1" w:lastColumn="0" w:lastRow="0" w:noHBand="0" w:noVBand="1" w:val="04A0"/>
+      </w:tblPr>
+      <w:tblGrid>
+        <w:gridCol w:w="2880"/>
+        <w:gridCol w:w="2880"/>
+        <w:gridCol w:w="2880"/>
+      </w:tblGrid>
+      <w:tr>
+        <w:tc>
+          <w:tcPr>
+            <w:tcW w:type="dxa" w:w="2880"/>
+          </w:tcPr>
+          <w:p>
+            <w:r>
+              <w:t>Reference</w:t>
+            </w:r>
+          </w:p>
+        </w:tc>
+        <w:tc>
+          <w:tcPr>
+            <w:tcW w:type="dxa" w:w="2880"/>
+          </w:tcPr>
+          <w:p>
+            <w:r>
+              <w:t>Number</w:t>
+            </w:r>
+          </w:p>
+        </w:tc>
+        <w:tc>
+          <w:tcPr>
+            <w:tcW w:type="dxa" w:w="2880"/>
+          </w:tcPr>
+          <w:p>
+            <w:r>
+              <w:t>Revision</w:t>
+            </w:r>
+          </w:p>
+        </w:tc>
+      </w:tr>
+      <w:tr>
+        <w:tc>
+          <w:tcPr>
+            <w:tcW w:type="dxa" w:w="2880"/>
+          </w:tcPr>
+          <w:p>
+            <w:r>
+              <w:t>Equipment Manual</w:t>
+            </w:r>
+          </w:p>
+        </w:tc>
+        <w:tc>
+          <w:tcPr>
+            <w:tcW w:type="dxa" w:w="2880"/>
+          </w:tcPr>
+          <w:p>
+            <w:r>
+              <w:t>EQ-MAN-01</w:t>
+            </w:r>
+          </w:p>
+        </w:tc>
+        <w:tc>
+          <w:tcPr>
+            <w:tcW w:type="dxa" w:w="2880"/>
+          </w:tcPr>
+          <w:p>
+            <w:r>
+              <w:t>Rev 3, dated 10 Jan 2022</w:t>
+            </w:r>
+          </w:p>
+        </w:tc>
+      </w:tr>
+    </w:tbl>
     <w:sectPr>
       <w:pgSz w:w="12240" w:h="15840"/>
       <w:pgMar w:top="1440" w:right="1800" w:bottom="1440" w:left="1800" w:header="720" w:footer="720" w:gutter="0"/>
@@ -201,6 +1307,32 @@
     </w:sectPr>
   </w:body>
 </w:document>
+</file>
+
+<file path=word/footnotes.xml><?xml version="1.0" encoding="utf-8"?>
+<w:footnotes xmlns:w="http://schemas.openxmlformats.org/wordprocessingml/2006/main">
+  <w:footnote w:type="separator" w:id="-1">
+    <w:p>
+      <w:r>
+        <w:separator/>
+      </w:r>
+    </w:p>
+  </w:footnote>
+  <w:footnote w:type="continuationSeparator" w:id="0">
+    <w:p>
+      <w:r>
+        <w:continuationSeparator/>
+      </w:r>
+    </w:p>
+  </w:footnote>
+  <w:footnote w:id="1">
+    <w:p>
+      <w:r>
+        <w:t xml:space="preserve">Refer to Equipment Manual EM-004, Rev 3, for calibration procedure.</w:t>
+      </w:r>
+    </w:p>
+  </w:footnote>
+</w:footnotes>
 </file>
 
 <file path=word/numbering.xml><?xml version="1.0" encoding="utf-8"?>
